--- a/tillsyn/A 33525-2023 tillsynsbegäran.docx
+++ b/tillsyn/A 33525-2023 tillsynsbegäran.docx
@@ -307,7 +307,7 @@
     <w:r>
       <w:tab/>
       <w:tab/>
-      <w:t>2026-06-18</w:t>
+      <w:t>2026-06-19</w:t>
       <w:br/>
       <w:br/>
     </w:r>

--- a/tillsyn/A 33525-2023 tillsynsbegäran.docx
+++ b/tillsyn/A 33525-2023 tillsynsbegäran.docx
@@ -307,7 +307,7 @@
     <w:r>
       <w:tab/>
       <w:tab/>
-      <w:t>2026-06-19</w:t>
+      <w:t>2026-06-20</w:t>
       <w:br/>
       <w:br/>
     </w:r>

--- a/tillsyn/A 33525-2023 tillsynsbegäran.docx
+++ b/tillsyn/A 33525-2023 tillsynsbegäran.docx
@@ -12,10 +12,7 @@
     </w:p>
     <w:p>
       <w:r>
-        <w:t>Detta dokument behandlar höga naturvärden i avverkningsanmälan A 33525-2023 i Årjängs kommun som inkom 2023-07-24 och omfattar 10,2 ha.</w:t>
-      </w:r>
-      <w:r>
-        <w:t xml:space="preserve"> I Figur 1 visas fyndplatser för naturvårdsarter i området, som finns registrerade på Artportalen.</w:t>
+        <w:t>Denna tillsynsbegäran behandlar höga naturvärden i avverkningsanmälan A 33525-2023 i Årjängs kommun som inkom 2023-07-24 och omfattar 10,2 ha.</w:t>
       </w:r>
     </w:p>
     <w:p>
@@ -63,7 +60,20 @@
         <w:spacing w:after="240"/>
       </w:pPr>
       <w:r>
-        <w:t>Figur 1. Fyndplatser för naturvårdsarter inom 25 meter från avverkningsanmälan (röd linje). Inom parentes anges rödlistekategorier, S för signalarter, Tför typiska arter och fridlysningsparagrafer i artskyddsförordningen.Markörer utan svart kant är placerade på fyndplatsen. Markörer med svart kant är placerade vid sidan av fyndplatsen och har ett svart streck som visar fyndplatsens exakta position. Kartans mittpunktskoordinat är N 6596014, E 328715 i SWEREF 99 TM.</w:t>
+        <w:t>Figur 1. Fyndplatser för naturvårdsarter inom 25 meter från avverkningsanmälan. Markörer utan svart kant är placerade på fyndplatsen. Markörer med svart kant är placerade vid sidan av fyndplatsen har ett svart streck som visar fyndplatsens exakta position. Kartans mittpunktskoordinat är N 6596014, E 328715 i SWEREF 99 TM.</w:t>
+      </w:r>
+    </w:p>
+    <w:p>
+      <w:r>
+        <w:t>Inom 25 meter från avverkningsanmälan finns fynd av 4 naturvårdsarter, varav 4 är rödlistade och 3 är typiska (T): garnlav (VU, T), dropptaggsvamp (NT, T), orange taggsvamp (NT, T) och tallfingersvamp (NT). Se Figur 1.</w:t>
+      </w:r>
+    </w:p>
+    <w:p>
+      <w:pPr>
+        <w:pStyle w:val="Heading1"/>
+      </w:pPr>
+      <w:r>
+        <w:t>Tillsynsbegäran</w:t>
       </w:r>
     </w:p>
     <w:p>
@@ -77,46 +87,16 @@
       </w:r>
     </w:p>
     <w:p>
-      <w:r>
-        <w:t>Nedan beskrivs fynd av naturvårdsarter som gjorts i det avverkningsanmälda området.</w:t>
-      </w:r>
-    </w:p>
-    <w:p>
       <w:pPr>
         <w:pStyle w:val="Heading1"/>
       </w:pPr>
       <w:r>
-        <w:t>Naturvårdsarter</w:t>
+        <w:t>Naturvårdsarter och fridlysta arter</w:t>
       </w:r>
     </w:p>
     <w:p>
       <w:r>
-        <w:t>Inom 25 meter från avverkningsanmälan har följande 4 naturvårdsarter hittats: garnlav (VU, T), dropptaggsvamp (NT, T), orange taggsvamp (NT, T) och tallfingersvamp (NT). Av dessa är 4 rödlistade. För rödlistade arter har rödlistekategorin angivits inom parentes. Typiska arter inom Natura 2000 som är kopplade till skogsekosystem har markerats med (T).</w:t>
-      </w:r>
-    </w:p>
-    <w:p>
-      <w:r>
-        <w:t>De påträffade naturvårdsarterna är ett tydligt kvitto på att det rör sig om en skog med höga naturvärden.</w:t>
-      </w:r>
-    </w:p>
-    <w:p>
-      <w:r>
-        <w:rPr>
-          <w:b/>
-        </w:rPr>
-        <w:t>Dropptaggsvamp (NT)</w:t>
-      </w:r>
-      <w:r>
-        <w:t xml:space="preserve"> bildar mykorrhiza med tall, främst i barrskog med trädkontinuitet, i magra, torra och ljusöppna lavtallskogar och i barrblandskogar med friskmossor och lingon i fältskiktet. Den totala populationen i landet har minskat och bedöms fortsätta minska till följd av slutavverkningar av tallskog. Det är högst oklart om arten långsiktigt kan etablera och reproducera sig i skogsbestånd som brukas med trakthyggesmetoder, markberedning, gödsling eller föryngring med förädlat plantmaterial. Uppfyller kriterierna för att bli rödlistad på grund av ny kunskap som visar att en större andel av populationen än tidigare bedömt är knuten till kontinuitetsbarrskog. Minskningstakten för den svenska populationen bedöms vara nära gränsvärdet för Sårbar (VU). Dropptaggsvamp är typisk art för </w:t>
-      </w:r>
-      <w:r>
-        <w:rPr>
-          <w:i/>
-        </w:rPr>
-        <w:t xml:space="preserve">9010 Taiga </w:t>
-      </w:r>
-      <w:r>
-        <w:t>(SLU Artdatabanken, 2026).</w:t>
+        <w:t>Nedan följer beskrivningar av de naturvårdsarter och fridlysta arter som har sina livsmiljöer och växtplatser i den avverkningsanmälda skogen. De påträffade naturvårdsarterna är ett tydligt kvitto på att det rör sig om en skog med höga naturvärden.</w:t>
       </w:r>
     </w:p>
     <w:p>
@@ -146,6 +126,26 @@
       </w:r>
       <w:r>
         <w:t xml:space="preserve"> (SLU Artdatabanken, 2026).</w:t>
+      </w:r>
+    </w:p>
+    <w:p>
+      <w:r>
+        <w:rPr>
+          <w:b/>
+        </w:rPr>
+        <w:t>Dropptaggsvamp (NT)</w:t>
+      </w:r>
+      <w:r>
+        <w:t xml:space="preserve"> bildar mykorrhiza med tall, främst i barrskog med trädkontinuitet, i magra, torra och ljusöppna lavtallskogar och i barrblandskogar med friskmossor och lingon i fältskiktet. Den totala populationen i landet har minskat och bedöms fortsätta minska till följd av slutavverkningar av tallskog. Det är högst oklart om arten långsiktigt kan etablera och reproducera sig i skogsbestånd som brukas med trakthyggesmetoder, markberedning, gödsling eller föryngring med förädlat plantmaterial. Uppfyller kriterierna för att bli rödlistad på grund av ny kunskap som visar att en större andel av populationen än tidigare bedömt är knuten till kontinuitetsbarrskog. Minskningstakten för den svenska populationen bedöms vara nära gränsvärdet för Sårbar (VU). Dropptaggsvamp är typisk art för </w:t>
+      </w:r>
+      <w:r>
+        <w:rPr>
+          <w:i/>
+        </w:rPr>
+        <w:t xml:space="preserve">9010 Taiga </w:t>
+      </w:r>
+      <w:r>
+        <w:t>(SLU Artdatabanken, 2026).</w:t>
       </w:r>
     </w:p>
     <w:p>
@@ -307,7 +307,7 @@
     <w:r>
       <w:tab/>
       <w:tab/>
-      <w:t>2026-06-20</w:t>
+      <w:t>2026-06-21</w:t>
       <w:br/>
       <w:br/>
     </w:r>

--- a/tillsyn/A 33525-2023 tillsynsbegäran.docx
+++ b/tillsyn/A 33525-2023 tillsynsbegäran.docx
@@ -307,7 +307,7 @@
     <w:r>
       <w:tab/>
       <w:tab/>
-      <w:t>2026-06-21</w:t>
+      <w:t>2026-06-22</w:t>
       <w:br/>
       <w:br/>
     </w:r>

--- a/tillsyn/A 33525-2023 tillsynsbegäran.docx
+++ b/tillsyn/A 33525-2023 tillsynsbegäran.docx
@@ -307,7 +307,7 @@
     <w:r>
       <w:tab/>
       <w:tab/>
-      <w:t>2026-06-22</w:t>
+      <w:t>2026-06-23</w:t>
       <w:br/>
       <w:br/>
     </w:r>

--- a/tillsyn/A 33525-2023 tillsynsbegäran.docx
+++ b/tillsyn/A 33525-2023 tillsynsbegäran.docx
@@ -307,7 +307,7 @@
     <w:r>
       <w:tab/>
       <w:tab/>
-      <w:t>2026-06-23</w:t>
+      <w:t>2026-06-24</w:t>
       <w:br/>
       <w:br/>
     </w:r>

--- a/tillsyn/A 33525-2023 tillsynsbegäran.docx
+++ b/tillsyn/A 33525-2023 tillsynsbegäran.docx
@@ -307,7 +307,7 @@
     <w:r>
       <w:tab/>
       <w:tab/>
-      <w:t>2026-06-24</w:t>
+      <w:t>2026-06-25</w:t>
       <w:br/>
       <w:br/>
     </w:r>

--- a/tillsyn/A 33525-2023 tillsynsbegäran.docx
+++ b/tillsyn/A 33525-2023 tillsynsbegäran.docx
@@ -307,7 +307,7 @@
     <w:r>
       <w:tab/>
       <w:tab/>
-      <w:t>2026-06-25</w:t>
+      <w:t>2026-06-26</w:t>
       <w:br/>
       <w:br/>
     </w:r>

--- a/tillsyn/A 33525-2023 tillsynsbegäran.docx
+++ b/tillsyn/A 33525-2023 tillsynsbegäran.docx
@@ -307,7 +307,7 @@
     <w:r>
       <w:tab/>
       <w:tab/>
-      <w:t>2026-06-26</w:t>
+      <w:t>2026-06-27</w:t>
       <w:br/>
       <w:br/>
     </w:r>

--- a/tillsyn/A 33525-2023 tillsynsbegäran.docx
+++ b/tillsyn/A 33525-2023 tillsynsbegäran.docx
@@ -307,7 +307,7 @@
     <w:r>
       <w:tab/>
       <w:tab/>
-      <w:t>2026-06-27</w:t>
+      <w:t>2026-06-28</w:t>
       <w:br/>
       <w:br/>
     </w:r>

--- a/tillsyn/A 33525-2023 tillsynsbegäran.docx
+++ b/tillsyn/A 33525-2023 tillsynsbegäran.docx
@@ -307,7 +307,7 @@
     <w:r>
       <w:tab/>
       <w:tab/>
-      <w:t>2026-06-28</w:t>
+      <w:t>2026-06-29</w:t>
       <w:br/>
       <w:br/>
     </w:r>

--- a/tillsyn/A 33525-2023 tillsynsbegäran.docx
+++ b/tillsyn/A 33525-2023 tillsynsbegäran.docx
@@ -307,7 +307,7 @@
     <w:r>
       <w:tab/>
       <w:tab/>
-      <w:t>2026-06-29</w:t>
+      <w:t>2026-06-30</w:t>
       <w:br/>
       <w:br/>
     </w:r>

--- a/tillsyn/A 33525-2023 tillsynsbegäran.docx
+++ b/tillsyn/A 33525-2023 tillsynsbegäran.docx
@@ -307,7 +307,7 @@
     <w:r>
       <w:tab/>
       <w:tab/>
-      <w:t>2026-06-30</w:t>
+      <w:t>2026-07-01</w:t>
       <w:br/>
       <w:br/>
     </w:r>

--- a/tillsyn/A 33525-2023 tillsynsbegäran.docx
+++ b/tillsyn/A 33525-2023 tillsynsbegäran.docx
@@ -307,7 +307,7 @@
     <w:r>
       <w:tab/>
       <w:tab/>
-      <w:t>2026-07-01</w:t>
+      <w:t>2026-07-02</w:t>
       <w:br/>
       <w:br/>
     </w:r>

--- a/tillsyn/A 33525-2023 tillsynsbegäran.docx
+++ b/tillsyn/A 33525-2023 tillsynsbegäran.docx
@@ -307,7 +307,7 @@
     <w:r>
       <w:tab/>
       <w:tab/>
-      <w:t>2026-07-13</w:t>
+      <w:t>2026-07-14</w:t>
       <w:br/>
       <w:br/>
     </w:r>

--- a/tillsyn/A 33525-2023 tillsynsbegäran.docx
+++ b/tillsyn/A 33525-2023 tillsynsbegäran.docx
@@ -307,7 +307,7 @@
     <w:r>
       <w:tab/>
       <w:tab/>
-      <w:t>2026-07-14</w:t>
+      <w:t>2026-07-15</w:t>
       <w:br/>
       <w:br/>
     </w:r>

--- a/tillsyn/A 33525-2023 tillsynsbegäran.docx
+++ b/tillsyn/A 33525-2023 tillsynsbegäran.docx
@@ -307,7 +307,7 @@
     <w:r>
       <w:tab/>
       <w:tab/>
-      <w:t>2026-07-15</w:t>
+      <w:t>2026-07-16</w:t>
       <w:br/>
       <w:br/>
     </w:r>

--- a/tillsyn/A 33525-2023 tillsynsbegäran.docx
+++ b/tillsyn/A 33525-2023 tillsynsbegäran.docx
@@ -307,7 +307,7 @@
     <w:r>
       <w:tab/>
       <w:tab/>
-      <w:t>2026-07-16</w:t>
+      <w:t>2026-07-17</w:t>
       <w:br/>
       <w:br/>
     </w:r>

--- a/tillsyn/A 33525-2023 tillsynsbegäran.docx
+++ b/tillsyn/A 33525-2023 tillsynsbegäran.docx
@@ -307,7 +307,7 @@
     <w:r>
       <w:tab/>
       <w:tab/>
-      <w:t>2026-07-17</w:t>
+      <w:t>2026-07-18</w:t>
       <w:br/>
       <w:br/>
     </w:r>

--- a/tillsyn/A 33525-2023 tillsynsbegäran.docx
+++ b/tillsyn/A 33525-2023 tillsynsbegäran.docx
@@ -307,7 +307,7 @@
     <w:r>
       <w:tab/>
       <w:tab/>
-      <w:t>2026-07-18</w:t>
+      <w:t>2026-07-19</w:t>
       <w:br/>
       <w:br/>
     </w:r>

--- a/tillsyn/A 33525-2023 tillsynsbegäran.docx
+++ b/tillsyn/A 33525-2023 tillsynsbegäran.docx
@@ -307,7 +307,7 @@
     <w:r>
       <w:tab/>
       <w:tab/>
-      <w:t>2026-07-19</w:t>
+      <w:t>2026-07-20</w:t>
       <w:br/>
       <w:br/>
     </w:r>

--- a/tillsyn/A 33525-2023 tillsynsbegäran.docx
+++ b/tillsyn/A 33525-2023 tillsynsbegäran.docx
@@ -307,7 +307,7 @@
     <w:r>
       <w:tab/>
       <w:tab/>
-      <w:t>2026-07-20</w:t>
+      <w:t>2026-07-21</w:t>
       <w:br/>
       <w:br/>
     </w:r>

--- a/tillsyn/A 33525-2023 tillsynsbegäran.docx
+++ b/tillsyn/A 33525-2023 tillsynsbegäran.docx
@@ -307,7 +307,7 @@
     <w:r>
       <w:tab/>
       <w:tab/>
-      <w:t>2026-07-21</w:t>
+      <w:t>2026-07-22</w:t>
       <w:br/>
       <w:br/>
     </w:r>

--- a/tillsyn/A 33525-2023 tillsynsbegäran.docx
+++ b/tillsyn/A 33525-2023 tillsynsbegäran.docx
@@ -307,7 +307,7 @@
     <w:r>
       <w:tab/>
       <w:tab/>
-      <w:t>2026-07-22</w:t>
+      <w:t>2026-07-23</w:t>
       <w:br/>
       <w:br/>
     </w:r>

--- a/tillsyn/A 33525-2023 tillsynsbegäran.docx
+++ b/tillsyn/A 33525-2023 tillsynsbegäran.docx
@@ -307,7 +307,7 @@
     <w:r>
       <w:tab/>
       <w:tab/>
-      <w:t>2026-07-23</w:t>
+      <w:t>2026-07-24</w:t>
       <w:br/>
       <w:br/>
     </w:r>

--- a/tillsyn/A 33525-2023 tillsynsbegäran.docx
+++ b/tillsyn/A 33525-2023 tillsynsbegäran.docx
@@ -60,7 +60,7 @@
         <w:spacing w:after="240"/>
       </w:pPr>
       <w:r>
-        <w:t>Figur 1. Fyndplatser för naturvårdsarter inom 25 meter från avverkningsanmälan. Markörer utan svart kant är placerade på fyndplatsen. Markörer med svart kant är placerade vid sidan av fyndplatsen har ett svart streck som visar fyndplatsens exakta position. Kartans mittpunktskoordinat är N 6596014, E 328715 i SWEREF 99 TM.</w:t>
+        <w:t>Figur 1. Fyndplatser för naturvårdsarter inom 25 meter från avverkningsanmälan. Markörer utan svart kant är placerade på fyndplatsen. Markörer med svart kant är placerade vid sidan av fyndplatsen och har ett svart streck som visar fyndplatsens exakta position. Kartans mittpunktskoordinat är N 6596014, E 328715 i SWEREF 99 TM.</w:t>
       </w:r>
     </w:p>
     <w:p>
@@ -307,7 +307,7 @@
     <w:r>
       <w:tab/>
       <w:tab/>
-      <w:t>2026-08-14</w:t>
+      <w:t>2026-08-15</w:t>
       <w:br/>
       <w:br/>
     </w:r>

--- a/tillsyn/A 33525-2023 tillsynsbegäran.docx
+++ b/tillsyn/A 33525-2023 tillsynsbegäran.docx
@@ -307,7 +307,7 @@
     <w:r>
       <w:tab/>
       <w:tab/>
-      <w:t>2026-08-15</w:t>
+      <w:t>2026-08-16</w:t>
       <w:br/>
       <w:br/>
     </w:r>

--- a/tillsyn/A 33525-2023 tillsynsbegäran.docx
+++ b/tillsyn/A 33525-2023 tillsynsbegäran.docx
@@ -307,7 +307,7 @@
     <w:r>
       <w:tab/>
       <w:tab/>
-      <w:t>2026-08-16</w:t>
+      <w:t>2026-08-17</w:t>
       <w:br/>
       <w:br/>
     </w:r>

--- a/tillsyn/A 33525-2023 tillsynsbegäran.docx
+++ b/tillsyn/A 33525-2023 tillsynsbegäran.docx
@@ -307,7 +307,7 @@
     <w:r>
       <w:tab/>
       <w:tab/>
-      <w:t>2026-08-17</w:t>
+      <w:t>2026-08-18</w:t>
       <w:br/>
       <w:br/>
     </w:r>

--- a/tillsyn/A 33525-2023 tillsynsbegäran.docx
+++ b/tillsyn/A 33525-2023 tillsynsbegäran.docx
@@ -307,7 +307,7 @@
     <w:r>
       <w:tab/>
       <w:tab/>
-      <w:t>2026-08-18</w:t>
+      <w:t>2026-08-19</w:t>
       <w:br/>
       <w:br/>
     </w:r>

--- a/tillsyn/A 33525-2023 tillsynsbegäran.docx
+++ b/tillsyn/A 33525-2023 tillsynsbegäran.docx
@@ -307,7 +307,7 @@
     <w:r>
       <w:tab/>
       <w:tab/>
-      <w:t>2026-08-19</w:t>
+      <w:t>2026-08-20</w:t>
       <w:br/>
       <w:br/>
     </w:r>

--- a/tillsyn/A 33525-2023 tillsynsbegäran.docx
+++ b/tillsyn/A 33525-2023 tillsynsbegäran.docx
@@ -307,7 +307,7 @@
     <w:r>
       <w:tab/>
       <w:tab/>
-      <w:t>2026-08-20</w:t>
+      <w:t>2026-08-21</w:t>
       <w:br/>
       <w:br/>
     </w:r>

--- a/tillsyn/A 33525-2023 tillsynsbegäran.docx
+++ b/tillsyn/A 33525-2023 tillsynsbegäran.docx
@@ -307,7 +307,7 @@
     <w:r>
       <w:tab/>
       <w:tab/>
-      <w:t>2026-08-21</w:t>
+      <w:t>2026-08-22</w:t>
       <w:br/>
       <w:br/>
     </w:r>
